--- a/public/templates/plan-validation-master-plan.docx
+++ b/public/templates/plan-validation-master-plan.docx
@@ -943,7 +943,7 @@
               <w:rPr>
                 <w:b/>
               </w:rPr>
-              <w:t>Description</w:t>
+              <w:t>What it covers, in your own program's terms</w:t>
             </w:r>
           </w:p>
         </w:tc>
@@ -981,7 +981,7 @@
           <w:p>
             <w:r/>
             <w:r>
-              <w:t>Infrastructure software (operating systems, databases, network)</w:t>
+              <w:t>The underlying technical platform a GxP system runs on, such as the operating system, database engine, and network layer, not the GxP application itself</w:t>
             </w:r>
           </w:p>
         </w:tc>
@@ -992,7 +992,7 @@
           <w:p>
             <w:r/>
             <w:r>
-              <w:t>Infrastructure qualification; record version; rely on supplier with assessment</w:t>
+              <w:t>Qualify the environment, capture the installed versions, and lean on the vendor where a supplier assessment supports it</w:t>
             </w:r>
           </w:p>
         </w:tc>
@@ -1016,7 +1016,7 @@
           <w:p>
             <w:r/>
             <w:r>
-              <w:t>Non-configured (used as supplied)</w:t>
+              <w:t>A finished product run as delivered, with no configuration of its business logic</w:t>
             </w:r>
           </w:p>
         </w:tc>
@@ -1027,7 +1027,7 @@
           <w:p>
             <w:r/>
             <w:r>
-              <w:t>Verify fitness for intended use against requirements; supplier testing reused where assessed</w:t>
+              <w:t>Confirm it does what your requirements need, and reuse the vendor's own testing where your assessment justifies it</w:t>
             </w:r>
           </w:p>
         </w:tc>
@@ -1051,7 +1051,7 @@
           <w:p>
             <w:r/>
             <w:r>
-              <w:t>Configured products</w:t>
+              <w:t>A product whose behavior you tailor through configuration rather than coding</w:t>
             </w:r>
           </w:p>
         </w:tc>
@@ -1062,7 +1062,7 @@
           <w:p>
             <w:r/>
             <w:r>
-              <w:t>Verify the configuration against requirements; risk-based functional testing of configured GxP functions</w:t>
+              <w:t>Check that your configuration meets the requirements and test the configured GxP functions in proportion to risk</w:t>
             </w:r>
           </w:p>
         </w:tc>
@@ -1086,7 +1086,7 @@
           <w:p>
             <w:r/>
             <w:r>
-              <w:t>Custom / bespoke applications</w:t>
+              <w:t>An application written or built specifically for you</w:t>
             </w:r>
           </w:p>
         </w:tc>
@@ -1097,7 +1097,7 @@
           <w:p>
             <w:r/>
             <w:r>
-              <w:t>Full lifecycle including design review and code-level controls; highest test rigor</w:t>
+              <w:t>Apply the full lifecycle, including design review and controls down to the code, with the most thorough testing</w:t>
             </w:r>
           </w:p>
         </w:tc>
